--- a/Entrega 1/Fase 1/Evidencias Individuales/Carol Pacheco/Pacheco_Carol_1.1_APT122_AutoevaluacionCompetenciasFase1.docx
+++ b/Entrega 1/Fase 1/Evidencias Individuales/Carol Pacheco/Pacheco_Carol_1.1_APT122_AutoevaluacionCompetenciasFase1.docx
@@ -1821,7 +1821,7 @@
                 <w:szCs w:val="24"/>
                 <w:rtl w:val="0"/>
               </w:rPr>
-              <w:t xml:space="preserve">Ingeniería en Informatica</w:t>
+              <w:t xml:space="preserve">Ingeniería en Informática</w:t>
             </w:r>
             <w:r>
               <w:rPr>
@@ -2415,129 +2415,143 @@
               <w:rPr>
                 <w:b w:val="1"/>
                 <w:bCs w:val="1"/>
-                <w:color w:val="ff0000"/>
-                <w:sz w:val="18"/>
-                <w:szCs w:val="18"/>
-              </w:rPr>
-            </w:pPr>
-            <w:r>
-              <w:rPr>
-                <w:rtl w:val="0"/>
-              </w:rPr>
-            </w:r>
-          </w:p>
-        </w:tc>
-        <w:tc>
-          <w:tcPr/>
-          <w:p>
-            <w:pPr>
-              <w:jc w:val="center"/>
-              <w:rPr>
-                <w:b w:val="1"/>
-                <w:bCs w:val="1"/>
-                <w:sz w:val="18"/>
-                <w:szCs w:val="18"/>
-              </w:rPr>
-            </w:pPr>
-            <w:r>
-              <w:rPr>
-                <w:rtl w:val="0"/>
-              </w:rPr>
-            </w:r>
-          </w:p>
-        </w:tc>
-        <w:tc>
-          <w:tcPr/>
-          <w:p>
-            <w:pPr>
-              <w:jc w:val="center"/>
-              <w:rPr>
-                <w:b w:val="1"/>
-                <w:bCs w:val="1"/>
-                <w:sz w:val="18"/>
-                <w:szCs w:val="18"/>
-              </w:rPr>
-            </w:pPr>
-            <w:r>
-              <w:rPr>
-                <w:rtl w:val="0"/>
-              </w:rPr>
-            </w:r>
-          </w:p>
-        </w:tc>
-        <w:tc>
-          <w:tcPr/>
-          <w:p>
-            <w:pPr>
-              <w:jc w:val="center"/>
-              <w:rPr>
-                <w:b w:val="1"/>
-                <w:bCs w:val="1"/>
-                <w:sz w:val="18"/>
-                <w:szCs w:val="18"/>
-              </w:rPr>
-            </w:pPr>
-            <w:r>
-              <w:rPr>
-                <w:rtl w:val="0"/>
-              </w:rPr>
-            </w:r>
-          </w:p>
-        </w:tc>
-        <w:tc>
-          <w:tcPr/>
-          <w:p>
-            <w:pPr>
-              <w:jc w:val="center"/>
-              <w:rPr>
-                <w:b w:val="1"/>
-                <w:bCs w:val="1"/>
-                <w:sz w:val="18"/>
-                <w:szCs w:val="18"/>
-              </w:rPr>
-            </w:pPr>
-            <w:r>
-              <w:rPr>
-                <w:rtl w:val="0"/>
-              </w:rPr>
-            </w:r>
-          </w:p>
-        </w:tc>
-        <w:tc>
-          <w:tcPr/>
-          <w:p>
-            <w:pPr>
-              <w:jc w:val="center"/>
-              <w:rPr>
-                <w:b w:val="1"/>
-                <w:bCs w:val="1"/>
-                <w:sz w:val="18"/>
-                <w:szCs w:val="18"/>
-              </w:rPr>
-            </w:pPr>
-            <w:r>
-              <w:rPr>
-                <w:rtl w:val="0"/>
-              </w:rPr>
-            </w:r>
-          </w:p>
-        </w:tc>
-        <w:tc>
-          <w:tcPr/>
-          <w:p>
-            <w:pPr>
-              <w:jc w:val="center"/>
-              <w:rPr>
-                <w:b w:val="1"/>
-                <w:bCs w:val="1"/>
-                <w:sz w:val="18"/>
-                <w:szCs w:val="18"/>
-              </w:rPr>
-            </w:pPr>
-            <w:r>
-              <w:rPr>
-                <w:rtl w:val="0"/>
-              </w:rPr>
+                <w:sz w:val="18"/>
+                <w:szCs w:val="18"/>
+              </w:rPr>
+            </w:pPr>
+            <w:r>
+              <w:rPr>
+                <w:b w:val="1"/>
+                <w:bCs w:val="1"/>
+                <w:sz w:val="18"/>
+                <w:szCs w:val="18"/>
+                <w:rtl w:val="0"/>
+              </w:rPr>
+              <w:t xml:space="preserve">Construir modelos de datos para soportar los requerimientos de la organización de acuerdo a un diseño definido y escalable en el tiempo.</w:t>
+            </w:r>
+          </w:p>
+        </w:tc>
+        <w:tc>
+          <w:tcPr/>
+          <w:p>
+            <w:pPr>
+              <w:jc w:val="center"/>
+              <w:rPr>
+                <w:b w:val="1"/>
+                <w:bCs w:val="1"/>
+                <w:sz w:val="18"/>
+                <w:szCs w:val="18"/>
+              </w:rPr>
+            </w:pPr>
+            <w:r>
+              <w:rPr>
+                <w:b w:val="1"/>
+                <w:bCs w:val="1"/>
+                <w:sz w:val="18"/>
+                <w:szCs w:val="18"/>
+                <w:rtl w:val="0"/>
+              </w:rPr>
+              <w:t xml:space="preserve">x</w:t>
+            </w:r>
+          </w:p>
+        </w:tc>
+        <w:tc>
+          <w:tcPr/>
+          <w:p>
+            <w:pPr>
+              <w:jc w:val="center"/>
+              <w:rPr>
+                <w:b w:val="1"/>
+                <w:bCs w:val="1"/>
+                <w:sz w:val="18"/>
+                <w:szCs w:val="18"/>
+              </w:rPr>
+            </w:pPr>
+            <w:r>
+              <w:rPr>
+                <w:rtl w:val="0"/>
+              </w:rPr>
+            </w:r>
+          </w:p>
+        </w:tc>
+        <w:tc>
+          <w:tcPr/>
+          <w:p>
+            <w:pPr>
+              <w:jc w:val="center"/>
+              <w:rPr>
+                <w:b w:val="1"/>
+                <w:bCs w:val="1"/>
+                <w:sz w:val="18"/>
+                <w:szCs w:val="18"/>
+              </w:rPr>
+            </w:pPr>
+            <w:r>
+              <w:rPr>
+                <w:rtl w:val="0"/>
+              </w:rPr>
+            </w:r>
+          </w:p>
+        </w:tc>
+        <w:tc>
+          <w:tcPr/>
+          <w:p>
+            <w:pPr>
+              <w:jc w:val="center"/>
+              <w:rPr>
+                <w:b w:val="1"/>
+                <w:bCs w:val="1"/>
+                <w:sz w:val="18"/>
+                <w:szCs w:val="18"/>
+              </w:rPr>
+            </w:pPr>
+            <w:r>
+              <w:rPr>
+                <w:rtl w:val="0"/>
+              </w:rPr>
+            </w:r>
+          </w:p>
+        </w:tc>
+        <w:tc>
+          <w:tcPr/>
+          <w:p>
+            <w:pPr>
+              <w:jc w:val="center"/>
+              <w:rPr>
+                <w:b w:val="1"/>
+                <w:bCs w:val="1"/>
+                <w:sz w:val="18"/>
+                <w:szCs w:val="18"/>
+              </w:rPr>
+            </w:pPr>
+            <w:r>
+              <w:rPr>
+                <w:rtl w:val="0"/>
+              </w:rPr>
+            </w:r>
+          </w:p>
+        </w:tc>
+        <w:tc>
+          <w:tcPr/>
+          <w:p>
+            <w:pPr>
+              <w:jc w:val="center"/>
+              <w:rPr>
+                <w:b w:val="1"/>
+                <w:bCs w:val="1"/>
+                <w:sz w:val="18"/>
+                <w:szCs w:val="18"/>
+              </w:rPr>
+            </w:pPr>
+            <w:r>
+              <w:rPr>
+                <w:b w:val="1"/>
+                <w:bCs w:val="1"/>
+                <w:sz w:val="18"/>
+                <w:szCs w:val="18"/>
+                <w:rtl w:val="0"/>
+              </w:rPr>
+              <w:t xml:space="preserve">Siento que esta es una de las competencias que mejor manejo. Durante la carrera he trabajado varias veces diseñando bases de datos, definiendo tablas, relaciones, claves y la forma en que se debe organizar la información según lo que necesita cada proyecto. Me siento segura al momento de crear un modelo de datos y llevarlo a la práctica.</w:t>
             </w:r>
           </w:p>
         </w:tc>
@@ -2556,129 +2570,143 @@
               <w:rPr>
                 <w:b w:val="1"/>
                 <w:bCs w:val="1"/>
-                <w:color w:val="ff0000"/>
-                <w:sz w:val="18"/>
-                <w:szCs w:val="18"/>
-              </w:rPr>
-            </w:pPr>
-            <w:r>
-              <w:rPr>
-                <w:rtl w:val="0"/>
-              </w:rPr>
-            </w:r>
-          </w:p>
-        </w:tc>
-        <w:tc>
-          <w:tcPr/>
-          <w:p>
-            <w:pPr>
-              <w:jc w:val="center"/>
-              <w:rPr>
-                <w:b w:val="1"/>
-                <w:bCs w:val="1"/>
-                <w:sz w:val="18"/>
-                <w:szCs w:val="18"/>
-              </w:rPr>
-            </w:pPr>
-            <w:r>
-              <w:rPr>
-                <w:rtl w:val="0"/>
-              </w:rPr>
-            </w:r>
-          </w:p>
-        </w:tc>
-        <w:tc>
-          <w:tcPr/>
-          <w:p>
-            <w:pPr>
-              <w:jc w:val="center"/>
-              <w:rPr>
-                <w:b w:val="1"/>
-                <w:bCs w:val="1"/>
-                <w:sz w:val="18"/>
-                <w:szCs w:val="18"/>
-              </w:rPr>
-            </w:pPr>
-            <w:r>
-              <w:rPr>
-                <w:rtl w:val="0"/>
-              </w:rPr>
-            </w:r>
-          </w:p>
-        </w:tc>
-        <w:tc>
-          <w:tcPr/>
-          <w:p>
-            <w:pPr>
-              <w:jc w:val="center"/>
-              <w:rPr>
-                <w:b w:val="1"/>
-                <w:bCs w:val="1"/>
-                <w:sz w:val="18"/>
-                <w:szCs w:val="18"/>
-              </w:rPr>
-            </w:pPr>
-            <w:r>
-              <w:rPr>
-                <w:rtl w:val="0"/>
-              </w:rPr>
-            </w:r>
-          </w:p>
-        </w:tc>
-        <w:tc>
-          <w:tcPr/>
-          <w:p>
-            <w:pPr>
-              <w:jc w:val="center"/>
-              <w:rPr>
-                <w:b w:val="1"/>
-                <w:bCs w:val="1"/>
-                <w:sz w:val="18"/>
-                <w:szCs w:val="18"/>
-              </w:rPr>
-            </w:pPr>
-            <w:r>
-              <w:rPr>
-                <w:rtl w:val="0"/>
-              </w:rPr>
-            </w:r>
-          </w:p>
-        </w:tc>
-        <w:tc>
-          <w:tcPr/>
-          <w:p>
-            <w:pPr>
-              <w:jc w:val="center"/>
-              <w:rPr>
-                <w:b w:val="1"/>
-                <w:bCs w:val="1"/>
-                <w:sz w:val="18"/>
-                <w:szCs w:val="18"/>
-              </w:rPr>
-            </w:pPr>
-            <w:r>
-              <w:rPr>
-                <w:rtl w:val="0"/>
-              </w:rPr>
-            </w:r>
-          </w:p>
-        </w:tc>
-        <w:tc>
-          <w:tcPr/>
-          <w:p>
-            <w:pPr>
-              <w:jc w:val="center"/>
-              <w:rPr>
-                <w:b w:val="1"/>
-                <w:bCs w:val="1"/>
-                <w:sz w:val="18"/>
-                <w:szCs w:val="18"/>
-              </w:rPr>
-            </w:pPr>
-            <w:r>
-              <w:rPr>
-                <w:rtl w:val="0"/>
-              </w:rPr>
+                <w:sz w:val="18"/>
+                <w:szCs w:val="18"/>
+              </w:rPr>
+            </w:pPr>
+            <w:r>
+              <w:rPr>
+                <w:b w:val="1"/>
+                <w:bCs w:val="1"/>
+                <w:sz w:val="18"/>
+                <w:szCs w:val="18"/>
+                <w:rtl w:val="0"/>
+              </w:rPr>
+              <w:t xml:space="preserve">Gestionar proyectos informáticos, ofreciendo alternativas para la toma de decisiones de acuerdo a los requerimientos de la organización.</w:t>
+            </w:r>
+          </w:p>
+        </w:tc>
+        <w:tc>
+          <w:tcPr/>
+          <w:p>
+            <w:pPr>
+              <w:jc w:val="center"/>
+              <w:rPr>
+                <w:b w:val="1"/>
+                <w:bCs w:val="1"/>
+                <w:sz w:val="18"/>
+                <w:szCs w:val="18"/>
+              </w:rPr>
+            </w:pPr>
+            <w:r>
+              <w:rPr>
+                <w:rtl w:val="0"/>
+              </w:rPr>
+            </w:r>
+          </w:p>
+        </w:tc>
+        <w:tc>
+          <w:tcPr/>
+          <w:p>
+            <w:pPr>
+              <w:jc w:val="center"/>
+              <w:rPr>
+                <w:b w:val="1"/>
+                <w:bCs w:val="1"/>
+                <w:sz w:val="18"/>
+                <w:szCs w:val="18"/>
+              </w:rPr>
+            </w:pPr>
+            <w:r>
+              <w:rPr>
+                <w:b w:val="1"/>
+                <w:bCs w:val="1"/>
+                <w:sz w:val="18"/>
+                <w:szCs w:val="18"/>
+                <w:rtl w:val="0"/>
+              </w:rPr>
+              <w:t xml:space="preserve">x</w:t>
+            </w:r>
+          </w:p>
+        </w:tc>
+        <w:tc>
+          <w:tcPr/>
+          <w:p>
+            <w:pPr>
+              <w:jc w:val="center"/>
+              <w:rPr>
+                <w:b w:val="1"/>
+                <w:bCs w:val="1"/>
+                <w:sz w:val="18"/>
+                <w:szCs w:val="18"/>
+              </w:rPr>
+            </w:pPr>
+            <w:r>
+              <w:rPr>
+                <w:rtl w:val="0"/>
+              </w:rPr>
+            </w:r>
+          </w:p>
+        </w:tc>
+        <w:tc>
+          <w:tcPr/>
+          <w:p>
+            <w:pPr>
+              <w:jc w:val="center"/>
+              <w:rPr>
+                <w:b w:val="1"/>
+                <w:bCs w:val="1"/>
+                <w:sz w:val="18"/>
+                <w:szCs w:val="18"/>
+              </w:rPr>
+            </w:pPr>
+            <w:r>
+              <w:rPr>
+                <w:rtl w:val="0"/>
+              </w:rPr>
+            </w:r>
+          </w:p>
+        </w:tc>
+        <w:tc>
+          <w:tcPr/>
+          <w:p>
+            <w:pPr>
+              <w:jc w:val="center"/>
+              <w:rPr>
+                <w:b w:val="1"/>
+                <w:bCs w:val="1"/>
+                <w:sz w:val="18"/>
+                <w:szCs w:val="18"/>
+              </w:rPr>
+            </w:pPr>
+            <w:r>
+              <w:rPr>
+                <w:rtl w:val="0"/>
+              </w:rPr>
+            </w:r>
+          </w:p>
+        </w:tc>
+        <w:tc>
+          <w:tcPr/>
+          <w:p>
+            <w:pPr>
+              <w:jc w:val="center"/>
+              <w:rPr>
+                <w:b w:val="1"/>
+                <w:bCs w:val="1"/>
+                <w:sz w:val="18"/>
+                <w:szCs w:val="18"/>
+              </w:rPr>
+            </w:pPr>
+            <w:r>
+              <w:rPr>
+                <w:b w:val="1"/>
+                <w:bCs w:val="1"/>
+                <w:sz w:val="18"/>
+                <w:szCs w:val="18"/>
+                <w:rtl w:val="0"/>
+              </w:rPr>
+              <w:t xml:space="preserve">Durante la carrera he trabajado en varios proyectos donde hemos tenido que organizarnos, dividir tareas, cumplir con fechas y tomar decisiones para avanzar. Considero que tengo buen manejo en esta competencia, aunque aún no se como podría desempeñarse en proyectos de mayor tamaño.</w:t>
             </w:r>
           </w:p>
         </w:tc>
@@ -2703,122 +2731,137 @@
             </w:pPr>
             <w:r>
               <w:rPr>
-                <w:rtl w:val="0"/>
-              </w:rPr>
-            </w:r>
-          </w:p>
-        </w:tc>
-        <w:tc>
-          <w:tcPr/>
-          <w:p>
-            <w:pPr>
-              <w:jc w:val="center"/>
-              <w:rPr>
-                <w:b w:val="1"/>
-                <w:bCs w:val="1"/>
-                <w:sz w:val="18"/>
-                <w:szCs w:val="18"/>
-              </w:rPr>
-            </w:pPr>
-            <w:r>
-              <w:rPr>
-                <w:rtl w:val="0"/>
-              </w:rPr>
-            </w:r>
-          </w:p>
-        </w:tc>
-        <w:tc>
-          <w:tcPr/>
-          <w:p>
-            <w:pPr>
-              <w:jc w:val="center"/>
-              <w:rPr>
-                <w:b w:val="1"/>
-                <w:bCs w:val="1"/>
-                <w:sz w:val="18"/>
-                <w:szCs w:val="18"/>
-              </w:rPr>
-            </w:pPr>
-            <w:r>
-              <w:rPr>
-                <w:rtl w:val="0"/>
-              </w:rPr>
-            </w:r>
-          </w:p>
-        </w:tc>
-        <w:tc>
-          <w:tcPr/>
-          <w:p>
-            <w:pPr>
-              <w:jc w:val="center"/>
-              <w:rPr>
-                <w:b w:val="1"/>
-                <w:bCs w:val="1"/>
-                <w:sz w:val="18"/>
-                <w:szCs w:val="18"/>
-              </w:rPr>
-            </w:pPr>
-            <w:r>
-              <w:rPr>
-                <w:rtl w:val="0"/>
-              </w:rPr>
-            </w:r>
-          </w:p>
-        </w:tc>
-        <w:tc>
-          <w:tcPr/>
-          <w:p>
-            <w:pPr>
-              <w:jc w:val="center"/>
-              <w:rPr>
-                <w:b w:val="1"/>
-                <w:bCs w:val="1"/>
-                <w:sz w:val="18"/>
-                <w:szCs w:val="18"/>
-              </w:rPr>
-            </w:pPr>
-            <w:r>
-              <w:rPr>
-                <w:rtl w:val="0"/>
-              </w:rPr>
-            </w:r>
-          </w:p>
-        </w:tc>
-        <w:tc>
-          <w:tcPr/>
-          <w:p>
-            <w:pPr>
-              <w:jc w:val="center"/>
-              <w:rPr>
-                <w:b w:val="1"/>
-                <w:bCs w:val="1"/>
-                <w:sz w:val="18"/>
-                <w:szCs w:val="18"/>
-              </w:rPr>
-            </w:pPr>
-            <w:r>
-              <w:rPr>
-                <w:rtl w:val="0"/>
-              </w:rPr>
-            </w:r>
-          </w:p>
-        </w:tc>
-        <w:tc>
-          <w:tcPr/>
-          <w:p>
-            <w:pPr>
-              <w:jc w:val="center"/>
-              <w:rPr>
-                <w:b w:val="1"/>
-                <w:bCs w:val="1"/>
-                <w:sz w:val="18"/>
-                <w:szCs w:val="18"/>
-              </w:rPr>
-            </w:pPr>
-            <w:r>
-              <w:rPr>
-                <w:rtl w:val="0"/>
-              </w:rPr>
+                <w:b w:val="1"/>
+                <w:bCs w:val="1"/>
+                <w:sz w:val="18"/>
+                <w:szCs w:val="18"/>
+                <w:rtl w:val="0"/>
+              </w:rPr>
+              <w:t xml:space="preserve">Ofrecer propuestas de solución informática analizando de forma integral los procesos de acuerdo a los requerimientos de la organización.</w:t>
+            </w:r>
+          </w:p>
+        </w:tc>
+        <w:tc>
+          <w:tcPr/>
+          <w:p>
+            <w:pPr>
+              <w:jc w:val="center"/>
+              <w:rPr>
+                <w:b w:val="1"/>
+                <w:bCs w:val="1"/>
+                <w:sz w:val="18"/>
+                <w:szCs w:val="18"/>
+              </w:rPr>
+            </w:pPr>
+            <w:r>
+              <w:rPr>
+                <w:rtl w:val="0"/>
+              </w:rPr>
+            </w:r>
+          </w:p>
+        </w:tc>
+        <w:tc>
+          <w:tcPr/>
+          <w:p>
+            <w:pPr>
+              <w:jc w:val="center"/>
+              <w:rPr>
+                <w:b w:val="1"/>
+                <w:bCs w:val="1"/>
+                <w:sz w:val="18"/>
+                <w:szCs w:val="18"/>
+              </w:rPr>
+            </w:pPr>
+            <w:r>
+              <w:rPr>
+                <w:b w:val="1"/>
+                <w:bCs w:val="1"/>
+                <w:sz w:val="18"/>
+                <w:szCs w:val="18"/>
+                <w:rtl w:val="0"/>
+              </w:rPr>
+              <w:t xml:space="preserve">x</w:t>
+            </w:r>
+          </w:p>
+        </w:tc>
+        <w:tc>
+          <w:tcPr/>
+          <w:p>
+            <w:pPr>
+              <w:jc w:val="center"/>
+              <w:rPr>
+                <w:b w:val="1"/>
+                <w:bCs w:val="1"/>
+                <w:sz w:val="18"/>
+                <w:szCs w:val="18"/>
+              </w:rPr>
+            </w:pPr>
+            <w:r>
+              <w:rPr>
+                <w:rtl w:val="0"/>
+              </w:rPr>
+            </w:r>
+          </w:p>
+        </w:tc>
+        <w:tc>
+          <w:tcPr/>
+          <w:p>
+            <w:pPr>
+              <w:jc w:val="center"/>
+              <w:rPr>
+                <w:b w:val="1"/>
+                <w:bCs w:val="1"/>
+                <w:sz w:val="18"/>
+                <w:szCs w:val="18"/>
+              </w:rPr>
+            </w:pPr>
+            <w:r>
+              <w:rPr>
+                <w:rtl w:val="0"/>
+              </w:rPr>
+            </w:r>
+          </w:p>
+        </w:tc>
+        <w:tc>
+          <w:tcPr/>
+          <w:p>
+            <w:pPr>
+              <w:jc w:val="center"/>
+              <w:rPr>
+                <w:b w:val="1"/>
+                <w:bCs w:val="1"/>
+                <w:sz w:val="18"/>
+                <w:szCs w:val="18"/>
+              </w:rPr>
+            </w:pPr>
+            <w:r>
+              <w:rPr>
+                <w:rtl w:val="0"/>
+              </w:rPr>
+            </w:r>
+          </w:p>
+        </w:tc>
+        <w:tc>
+          <w:tcPr/>
+          <w:p>
+            <w:pPr>
+              <w:jc w:val="center"/>
+              <w:rPr>
+                <w:b w:val="1"/>
+                <w:bCs w:val="1"/>
+                <w:sz w:val="18"/>
+                <w:szCs w:val="18"/>
+              </w:rPr>
+            </w:pPr>
+            <w:r>
+              <w:rPr>
+                <w:b w:val="1"/>
+                <w:bCs w:val="1"/>
+                <w:sz w:val="18"/>
+                <w:szCs w:val="18"/>
+                <w:rtl w:val="0"/>
+              </w:rPr>
+              <w:t xml:space="preserve">Considero que se me da bien analizar un problema y pensar en una solución que responda a lo que se necesita. En los proyectos de la carrera he tenido que interpretar requerimientos y transformarlos en funcionalidades concretas, pensando tanto en lo que necesita el usuario como en la forma de implementarlo.</w:t>
             </w:r>
           </w:p>
         </w:tc>
@@ -2843,122 +2886,137 @@
             </w:pPr>
             <w:r>
               <w:rPr>
-                <w:rtl w:val="0"/>
-              </w:rPr>
-            </w:r>
-          </w:p>
-        </w:tc>
-        <w:tc>
-          <w:tcPr/>
-          <w:p>
-            <w:pPr>
-              <w:jc w:val="center"/>
-              <w:rPr>
-                <w:b w:val="1"/>
-                <w:bCs w:val="1"/>
-                <w:sz w:val="18"/>
-                <w:szCs w:val="18"/>
-              </w:rPr>
-            </w:pPr>
-            <w:r>
-              <w:rPr>
-                <w:rtl w:val="0"/>
-              </w:rPr>
-            </w:r>
-          </w:p>
-        </w:tc>
-        <w:tc>
-          <w:tcPr/>
-          <w:p>
-            <w:pPr>
-              <w:jc w:val="center"/>
-              <w:rPr>
-                <w:b w:val="1"/>
-                <w:bCs w:val="1"/>
-                <w:sz w:val="18"/>
-                <w:szCs w:val="18"/>
-              </w:rPr>
-            </w:pPr>
-            <w:r>
-              <w:rPr>
-                <w:rtl w:val="0"/>
-              </w:rPr>
-            </w:r>
-          </w:p>
-        </w:tc>
-        <w:tc>
-          <w:tcPr/>
-          <w:p>
-            <w:pPr>
-              <w:jc w:val="center"/>
-              <w:rPr>
-                <w:b w:val="1"/>
-                <w:bCs w:val="1"/>
-                <w:sz w:val="18"/>
-                <w:szCs w:val="18"/>
-              </w:rPr>
-            </w:pPr>
-            <w:r>
-              <w:rPr>
-                <w:rtl w:val="0"/>
-              </w:rPr>
-            </w:r>
-          </w:p>
-        </w:tc>
-        <w:tc>
-          <w:tcPr/>
-          <w:p>
-            <w:pPr>
-              <w:jc w:val="center"/>
-              <w:rPr>
-                <w:b w:val="1"/>
-                <w:bCs w:val="1"/>
-                <w:sz w:val="18"/>
-                <w:szCs w:val="18"/>
-              </w:rPr>
-            </w:pPr>
-            <w:r>
-              <w:rPr>
-                <w:rtl w:val="0"/>
-              </w:rPr>
-            </w:r>
-          </w:p>
-        </w:tc>
-        <w:tc>
-          <w:tcPr/>
-          <w:p>
-            <w:pPr>
-              <w:jc w:val="center"/>
-              <w:rPr>
-                <w:b w:val="1"/>
-                <w:bCs w:val="1"/>
-                <w:sz w:val="18"/>
-                <w:szCs w:val="18"/>
-              </w:rPr>
-            </w:pPr>
-            <w:r>
-              <w:rPr>
-                <w:rtl w:val="0"/>
-              </w:rPr>
-            </w:r>
-          </w:p>
-        </w:tc>
-        <w:tc>
-          <w:tcPr/>
-          <w:p>
-            <w:pPr>
-              <w:jc w:val="center"/>
-              <w:rPr>
-                <w:b w:val="1"/>
-                <w:bCs w:val="1"/>
-                <w:sz w:val="18"/>
-                <w:szCs w:val="18"/>
-              </w:rPr>
-            </w:pPr>
-            <w:r>
-              <w:rPr>
-                <w:rtl w:val="0"/>
-              </w:rPr>
+                <w:b w:val="1"/>
+                <w:bCs w:val="1"/>
+                <w:sz w:val="18"/>
+                <w:szCs w:val="18"/>
+                <w:rtl w:val="0"/>
+              </w:rPr>
+              <w:t xml:space="preserve">Construir programas y rutinas de variada complejidad para dar solución a requerimientos de la organización, acordes a tecnologías de mercado y utilizando buenas prácticas de codificación.</w:t>
+            </w:r>
+          </w:p>
+        </w:tc>
+        <w:tc>
+          <w:tcPr/>
+          <w:p>
+            <w:pPr>
+              <w:jc w:val="center"/>
+              <w:rPr>
+                <w:b w:val="1"/>
+                <w:bCs w:val="1"/>
+                <w:sz w:val="18"/>
+                <w:szCs w:val="18"/>
+              </w:rPr>
+            </w:pPr>
+            <w:r>
+              <w:rPr>
+                <w:rtl w:val="0"/>
+              </w:rPr>
+            </w:r>
+          </w:p>
+        </w:tc>
+        <w:tc>
+          <w:tcPr/>
+          <w:p>
+            <w:pPr>
+              <w:jc w:val="center"/>
+              <w:rPr>
+                <w:b w:val="1"/>
+                <w:bCs w:val="1"/>
+                <w:sz w:val="18"/>
+                <w:szCs w:val="18"/>
+              </w:rPr>
+            </w:pPr>
+            <w:r>
+              <w:rPr>
+                <w:b w:val="1"/>
+                <w:bCs w:val="1"/>
+                <w:sz w:val="18"/>
+                <w:szCs w:val="18"/>
+                <w:rtl w:val="0"/>
+              </w:rPr>
+              <w:t xml:space="preserve">x</w:t>
+            </w:r>
+          </w:p>
+        </w:tc>
+        <w:tc>
+          <w:tcPr/>
+          <w:p>
+            <w:pPr>
+              <w:jc w:val="center"/>
+              <w:rPr>
+                <w:b w:val="1"/>
+                <w:bCs w:val="1"/>
+                <w:sz w:val="18"/>
+                <w:szCs w:val="18"/>
+              </w:rPr>
+            </w:pPr>
+            <w:r>
+              <w:rPr>
+                <w:rtl w:val="0"/>
+              </w:rPr>
+            </w:r>
+          </w:p>
+        </w:tc>
+        <w:tc>
+          <w:tcPr/>
+          <w:p>
+            <w:pPr>
+              <w:jc w:val="center"/>
+              <w:rPr>
+                <w:b w:val="1"/>
+                <w:bCs w:val="1"/>
+                <w:sz w:val="18"/>
+                <w:szCs w:val="18"/>
+              </w:rPr>
+            </w:pPr>
+            <w:r>
+              <w:rPr>
+                <w:rtl w:val="0"/>
+              </w:rPr>
+            </w:r>
+          </w:p>
+        </w:tc>
+        <w:tc>
+          <w:tcPr/>
+          <w:p>
+            <w:pPr>
+              <w:jc w:val="center"/>
+              <w:rPr>
+                <w:b w:val="1"/>
+                <w:bCs w:val="1"/>
+                <w:sz w:val="18"/>
+                <w:szCs w:val="18"/>
+              </w:rPr>
+            </w:pPr>
+            <w:r>
+              <w:rPr>
+                <w:rtl w:val="0"/>
+              </w:rPr>
+            </w:r>
+          </w:p>
+        </w:tc>
+        <w:tc>
+          <w:tcPr/>
+          <w:p>
+            <w:pPr>
+              <w:jc w:val="center"/>
+              <w:rPr>
+                <w:b w:val="1"/>
+                <w:bCs w:val="1"/>
+                <w:sz w:val="18"/>
+                <w:szCs w:val="18"/>
+              </w:rPr>
+            </w:pPr>
+            <w:r>
+              <w:rPr>
+                <w:b w:val="1"/>
+                <w:bCs w:val="1"/>
+                <w:sz w:val="18"/>
+                <w:szCs w:val="18"/>
+                <w:rtl w:val="0"/>
+              </w:rPr>
+              <w:t xml:space="preserve">A lo largo de la carrera he desarrollado diferentes programas y funcionalidades, lo que me ha permitido mejorar bastante mi forma de programar. Puedo tomar un requerimiento y llevarlo a código, buscando que quede ordenado y entendible. De todas formas, sé que todavía puedo seguir mejorando cuando se trata de problemas más complejos.</w:t>
             </w:r>
           </w:p>
         </w:tc>
@@ -2983,122 +3041,137 @@
             </w:pPr>
             <w:r>
               <w:rPr>
-                <w:rtl w:val="0"/>
-              </w:rPr>
-            </w:r>
-          </w:p>
-        </w:tc>
-        <w:tc>
-          <w:tcPr/>
-          <w:p>
-            <w:pPr>
-              <w:jc w:val="center"/>
-              <w:rPr>
-                <w:b w:val="1"/>
-                <w:bCs w:val="1"/>
-                <w:sz w:val="18"/>
-                <w:szCs w:val="18"/>
-              </w:rPr>
-            </w:pPr>
-            <w:r>
-              <w:rPr>
-                <w:rtl w:val="0"/>
-              </w:rPr>
-            </w:r>
-          </w:p>
-        </w:tc>
-        <w:tc>
-          <w:tcPr/>
-          <w:p>
-            <w:pPr>
-              <w:jc w:val="center"/>
-              <w:rPr>
-                <w:b w:val="1"/>
-                <w:bCs w:val="1"/>
-                <w:sz w:val="18"/>
-                <w:szCs w:val="18"/>
-              </w:rPr>
-            </w:pPr>
-            <w:r>
-              <w:rPr>
-                <w:rtl w:val="0"/>
-              </w:rPr>
-            </w:r>
-          </w:p>
-        </w:tc>
-        <w:tc>
-          <w:tcPr/>
-          <w:p>
-            <w:pPr>
-              <w:jc w:val="center"/>
-              <w:rPr>
-                <w:b w:val="1"/>
-                <w:bCs w:val="1"/>
-                <w:sz w:val="18"/>
-                <w:szCs w:val="18"/>
-              </w:rPr>
-            </w:pPr>
-            <w:r>
-              <w:rPr>
-                <w:rtl w:val="0"/>
-              </w:rPr>
-            </w:r>
-          </w:p>
-        </w:tc>
-        <w:tc>
-          <w:tcPr/>
-          <w:p>
-            <w:pPr>
-              <w:jc w:val="center"/>
-              <w:rPr>
-                <w:b w:val="1"/>
-                <w:bCs w:val="1"/>
-                <w:sz w:val="18"/>
-                <w:szCs w:val="18"/>
-              </w:rPr>
-            </w:pPr>
-            <w:r>
-              <w:rPr>
-                <w:rtl w:val="0"/>
-              </w:rPr>
-            </w:r>
-          </w:p>
-        </w:tc>
-        <w:tc>
-          <w:tcPr/>
-          <w:p>
-            <w:pPr>
-              <w:jc w:val="center"/>
-              <w:rPr>
-                <w:b w:val="1"/>
-                <w:bCs w:val="1"/>
-                <w:sz w:val="18"/>
-                <w:szCs w:val="18"/>
-              </w:rPr>
-            </w:pPr>
-            <w:r>
-              <w:rPr>
-                <w:rtl w:val="0"/>
-              </w:rPr>
-            </w:r>
-          </w:p>
-        </w:tc>
-        <w:tc>
-          <w:tcPr/>
-          <w:p>
-            <w:pPr>
-              <w:jc w:val="center"/>
-              <w:rPr>
-                <w:b w:val="1"/>
-                <w:bCs w:val="1"/>
-                <w:sz w:val="18"/>
-                <w:szCs w:val="18"/>
-              </w:rPr>
-            </w:pPr>
-            <w:r>
-              <w:rPr>
-                <w:rtl w:val="0"/>
-              </w:rPr>
+                <w:b w:val="1"/>
+                <w:bCs w:val="1"/>
+                <w:sz w:val="18"/>
+                <w:szCs w:val="18"/>
+                <w:rtl w:val="0"/>
+              </w:rPr>
+              <w:t xml:space="preserve">Desarrollar una solución de software utilizando técnicas que permitan sistematizar el proceso de desarrollo y mantenimiento, asegurando el logro de los objetivos.</w:t>
+            </w:r>
+          </w:p>
+        </w:tc>
+        <w:tc>
+          <w:tcPr/>
+          <w:p>
+            <w:pPr>
+              <w:jc w:val="center"/>
+              <w:rPr>
+                <w:b w:val="1"/>
+                <w:bCs w:val="1"/>
+                <w:sz w:val="18"/>
+                <w:szCs w:val="18"/>
+              </w:rPr>
+            </w:pPr>
+            <w:r>
+              <w:rPr>
+                <w:rtl w:val="0"/>
+              </w:rPr>
+            </w:r>
+          </w:p>
+        </w:tc>
+        <w:tc>
+          <w:tcPr/>
+          <w:p>
+            <w:pPr>
+              <w:jc w:val="center"/>
+              <w:rPr>
+                <w:b w:val="1"/>
+                <w:bCs w:val="1"/>
+                <w:sz w:val="18"/>
+                <w:szCs w:val="18"/>
+              </w:rPr>
+            </w:pPr>
+            <w:r>
+              <w:rPr>
+                <w:b w:val="1"/>
+                <w:bCs w:val="1"/>
+                <w:sz w:val="18"/>
+                <w:szCs w:val="18"/>
+                <w:rtl w:val="0"/>
+              </w:rPr>
+              <w:t xml:space="preserve">x</w:t>
+            </w:r>
+          </w:p>
+        </w:tc>
+        <w:tc>
+          <w:tcPr/>
+          <w:p>
+            <w:pPr>
+              <w:jc w:val="center"/>
+              <w:rPr>
+                <w:b w:val="1"/>
+                <w:bCs w:val="1"/>
+                <w:sz w:val="18"/>
+                <w:szCs w:val="18"/>
+              </w:rPr>
+            </w:pPr>
+            <w:r>
+              <w:rPr>
+                <w:rtl w:val="0"/>
+              </w:rPr>
+            </w:r>
+          </w:p>
+        </w:tc>
+        <w:tc>
+          <w:tcPr/>
+          <w:p>
+            <w:pPr>
+              <w:jc w:val="center"/>
+              <w:rPr>
+                <w:b w:val="1"/>
+                <w:bCs w:val="1"/>
+                <w:sz w:val="18"/>
+                <w:szCs w:val="18"/>
+              </w:rPr>
+            </w:pPr>
+            <w:r>
+              <w:rPr>
+                <w:rtl w:val="0"/>
+              </w:rPr>
+            </w:r>
+          </w:p>
+        </w:tc>
+        <w:tc>
+          <w:tcPr/>
+          <w:p>
+            <w:pPr>
+              <w:jc w:val="center"/>
+              <w:rPr>
+                <w:b w:val="1"/>
+                <w:bCs w:val="1"/>
+                <w:sz w:val="18"/>
+                <w:szCs w:val="18"/>
+              </w:rPr>
+            </w:pPr>
+            <w:r>
+              <w:rPr>
+                <w:rtl w:val="0"/>
+              </w:rPr>
+            </w:r>
+          </w:p>
+        </w:tc>
+        <w:tc>
+          <w:tcPr/>
+          <w:p>
+            <w:pPr>
+              <w:jc w:val="center"/>
+              <w:rPr>
+                <w:b w:val="1"/>
+                <w:bCs w:val="1"/>
+                <w:sz w:val="18"/>
+                <w:szCs w:val="18"/>
+              </w:rPr>
+            </w:pPr>
+            <w:r>
+              <w:rPr>
+                <w:b w:val="1"/>
+                <w:bCs w:val="1"/>
+                <w:sz w:val="18"/>
+                <w:szCs w:val="18"/>
+                <w:rtl w:val="0"/>
+              </w:rPr>
+              <w:t xml:space="preserve">He participado en distintos proyectos donde he tenido que pasar desde una idea o requerimiento hasta una solución funcionando. Esto me ha permitido conocer mejor las distintas etapas del desarrollo de software y entender la importancia de mantener un trabajo ordenado durante todo el proceso.</w:t>
             </w:r>
           </w:p>
         </w:tc>
@@ -3123,122 +3196,137 @@
             </w:pPr>
             <w:r>
               <w:rPr>
-                <w:rtl w:val="0"/>
-              </w:rPr>
-            </w:r>
-          </w:p>
-        </w:tc>
-        <w:tc>
-          <w:tcPr/>
-          <w:p>
-            <w:pPr>
-              <w:jc w:val="center"/>
-              <w:rPr>
-                <w:b w:val="1"/>
-                <w:bCs w:val="1"/>
-                <w:sz w:val="18"/>
-                <w:szCs w:val="18"/>
-              </w:rPr>
-            </w:pPr>
-            <w:r>
-              <w:rPr>
-                <w:rtl w:val="0"/>
-              </w:rPr>
-            </w:r>
-          </w:p>
-        </w:tc>
-        <w:tc>
-          <w:tcPr/>
-          <w:p>
-            <w:pPr>
-              <w:jc w:val="center"/>
-              <w:rPr>
-                <w:b w:val="1"/>
-                <w:bCs w:val="1"/>
-                <w:sz w:val="18"/>
-                <w:szCs w:val="18"/>
-              </w:rPr>
-            </w:pPr>
-            <w:r>
-              <w:rPr>
-                <w:rtl w:val="0"/>
-              </w:rPr>
-            </w:r>
-          </w:p>
-        </w:tc>
-        <w:tc>
-          <w:tcPr/>
-          <w:p>
-            <w:pPr>
-              <w:jc w:val="center"/>
-              <w:rPr>
-                <w:b w:val="1"/>
-                <w:bCs w:val="1"/>
-                <w:sz w:val="18"/>
-                <w:szCs w:val="18"/>
-              </w:rPr>
-            </w:pPr>
-            <w:r>
-              <w:rPr>
-                <w:rtl w:val="0"/>
-              </w:rPr>
-            </w:r>
-          </w:p>
-        </w:tc>
-        <w:tc>
-          <w:tcPr/>
-          <w:p>
-            <w:pPr>
-              <w:jc w:val="center"/>
-              <w:rPr>
-                <w:b w:val="1"/>
-                <w:bCs w:val="1"/>
-                <w:sz w:val="18"/>
-                <w:szCs w:val="18"/>
-              </w:rPr>
-            </w:pPr>
-            <w:r>
-              <w:rPr>
-                <w:rtl w:val="0"/>
-              </w:rPr>
-            </w:r>
-          </w:p>
-        </w:tc>
-        <w:tc>
-          <w:tcPr/>
-          <w:p>
-            <w:pPr>
-              <w:jc w:val="center"/>
-              <w:rPr>
-                <w:b w:val="1"/>
-                <w:bCs w:val="1"/>
-                <w:sz w:val="18"/>
-                <w:szCs w:val="18"/>
-              </w:rPr>
-            </w:pPr>
-            <w:r>
-              <w:rPr>
-                <w:rtl w:val="0"/>
-              </w:rPr>
-            </w:r>
-          </w:p>
-        </w:tc>
-        <w:tc>
-          <w:tcPr/>
-          <w:p>
-            <w:pPr>
-              <w:jc w:val="center"/>
-              <w:rPr>
-                <w:b w:val="1"/>
-                <w:bCs w:val="1"/>
-                <w:sz w:val="18"/>
-                <w:szCs w:val="18"/>
-              </w:rPr>
-            </w:pPr>
-            <w:r>
-              <w:rPr>
-                <w:rtl w:val="0"/>
-              </w:rPr>
+                <w:b w:val="1"/>
+                <w:bCs w:val="1"/>
+                <w:sz w:val="18"/>
+                <w:szCs w:val="18"/>
+                <w:rtl w:val="0"/>
+              </w:rPr>
+              <w:t xml:space="preserve">Programar consultas o rutinas para manipular información de una base de datos de acuerdo a los requerimientos de la organización.</w:t>
+            </w:r>
+          </w:p>
+        </w:tc>
+        <w:tc>
+          <w:tcPr/>
+          <w:p>
+            <w:pPr>
+              <w:jc w:val="center"/>
+              <w:rPr>
+                <w:b w:val="1"/>
+                <w:bCs w:val="1"/>
+                <w:sz w:val="18"/>
+                <w:szCs w:val="18"/>
+              </w:rPr>
+            </w:pPr>
+            <w:r>
+              <w:rPr>
+                <w:b w:val="1"/>
+                <w:bCs w:val="1"/>
+                <w:sz w:val="18"/>
+                <w:szCs w:val="18"/>
+                <w:rtl w:val="0"/>
+              </w:rPr>
+              <w:t xml:space="preserve">x</w:t>
+            </w:r>
+          </w:p>
+        </w:tc>
+        <w:tc>
+          <w:tcPr/>
+          <w:p>
+            <w:pPr>
+              <w:jc w:val="center"/>
+              <w:rPr>
+                <w:b w:val="1"/>
+                <w:bCs w:val="1"/>
+                <w:sz w:val="18"/>
+                <w:szCs w:val="18"/>
+              </w:rPr>
+            </w:pPr>
+            <w:r>
+              <w:rPr>
+                <w:rtl w:val="0"/>
+              </w:rPr>
+            </w:r>
+          </w:p>
+        </w:tc>
+        <w:tc>
+          <w:tcPr/>
+          <w:p>
+            <w:pPr>
+              <w:jc w:val="center"/>
+              <w:rPr>
+                <w:b w:val="1"/>
+                <w:bCs w:val="1"/>
+                <w:sz w:val="18"/>
+                <w:szCs w:val="18"/>
+              </w:rPr>
+            </w:pPr>
+            <w:r>
+              <w:rPr>
+                <w:rtl w:val="0"/>
+              </w:rPr>
+            </w:r>
+          </w:p>
+        </w:tc>
+        <w:tc>
+          <w:tcPr/>
+          <w:p>
+            <w:pPr>
+              <w:jc w:val="center"/>
+              <w:rPr>
+                <w:b w:val="1"/>
+                <w:bCs w:val="1"/>
+                <w:sz w:val="18"/>
+                <w:szCs w:val="18"/>
+              </w:rPr>
+            </w:pPr>
+            <w:r>
+              <w:rPr>
+                <w:rtl w:val="0"/>
+              </w:rPr>
+            </w:r>
+          </w:p>
+        </w:tc>
+        <w:tc>
+          <w:tcPr/>
+          <w:p>
+            <w:pPr>
+              <w:jc w:val="center"/>
+              <w:rPr>
+                <w:b w:val="1"/>
+                <w:bCs w:val="1"/>
+                <w:sz w:val="18"/>
+                <w:szCs w:val="18"/>
+              </w:rPr>
+            </w:pPr>
+            <w:r>
+              <w:rPr>
+                <w:rtl w:val="0"/>
+              </w:rPr>
+            </w:r>
+          </w:p>
+        </w:tc>
+        <w:tc>
+          <w:tcPr/>
+          <w:p>
+            <w:pPr>
+              <w:jc w:val="center"/>
+              <w:rPr>
+                <w:b w:val="1"/>
+                <w:bCs w:val="1"/>
+                <w:sz w:val="18"/>
+                <w:szCs w:val="18"/>
+              </w:rPr>
+            </w:pPr>
+            <w:r>
+              <w:rPr>
+                <w:b w:val="1"/>
+                <w:bCs w:val="1"/>
+                <w:sz w:val="18"/>
+                <w:szCs w:val="18"/>
+                <w:rtl w:val="0"/>
+              </w:rPr>
+              <w:t xml:space="preserve">Esta es otra de las áreas en las que me siento más segura. He trabajado bastante realizando consultas y operaciones sobre bases de datos para guardar, buscar, modificar y eliminar información. Puedo desenvolverme de manera autónoma trabajando con consultas, relaciones entre tablas y la información que necesita una aplicación.</w:t>
             </w:r>
           </w:p>
         </w:tc>
@@ -3263,122 +3351,137 @@
             </w:pPr>
             <w:r>
               <w:rPr>
-                <w:rtl w:val="0"/>
-              </w:rPr>
-            </w:r>
-          </w:p>
-        </w:tc>
-        <w:tc>
-          <w:tcPr/>
-          <w:p>
-            <w:pPr>
-              <w:jc w:val="center"/>
-              <w:rPr>
-                <w:b w:val="1"/>
-                <w:bCs w:val="1"/>
-                <w:sz w:val="18"/>
-                <w:szCs w:val="18"/>
-              </w:rPr>
-            </w:pPr>
-            <w:r>
-              <w:rPr>
-                <w:rtl w:val="0"/>
-              </w:rPr>
-            </w:r>
-          </w:p>
-        </w:tc>
-        <w:tc>
-          <w:tcPr/>
-          <w:p>
-            <w:pPr>
-              <w:jc w:val="center"/>
-              <w:rPr>
-                <w:b w:val="1"/>
-                <w:bCs w:val="1"/>
-                <w:sz w:val="18"/>
-                <w:szCs w:val="18"/>
-              </w:rPr>
-            </w:pPr>
-            <w:r>
-              <w:rPr>
-                <w:rtl w:val="0"/>
-              </w:rPr>
-            </w:r>
-          </w:p>
-        </w:tc>
-        <w:tc>
-          <w:tcPr/>
-          <w:p>
-            <w:pPr>
-              <w:jc w:val="center"/>
-              <w:rPr>
-                <w:b w:val="1"/>
-                <w:bCs w:val="1"/>
-                <w:sz w:val="18"/>
-                <w:szCs w:val="18"/>
-              </w:rPr>
-            </w:pPr>
-            <w:r>
-              <w:rPr>
-                <w:rtl w:val="0"/>
-              </w:rPr>
-            </w:r>
-          </w:p>
-        </w:tc>
-        <w:tc>
-          <w:tcPr/>
-          <w:p>
-            <w:pPr>
-              <w:jc w:val="center"/>
-              <w:rPr>
-                <w:b w:val="1"/>
-                <w:bCs w:val="1"/>
-                <w:sz w:val="18"/>
-                <w:szCs w:val="18"/>
-              </w:rPr>
-            </w:pPr>
-            <w:r>
-              <w:rPr>
-                <w:rtl w:val="0"/>
-              </w:rPr>
-            </w:r>
-          </w:p>
-        </w:tc>
-        <w:tc>
-          <w:tcPr/>
-          <w:p>
-            <w:pPr>
-              <w:jc w:val="center"/>
-              <w:rPr>
-                <w:b w:val="1"/>
-                <w:bCs w:val="1"/>
-                <w:sz w:val="18"/>
-                <w:szCs w:val="18"/>
-              </w:rPr>
-            </w:pPr>
-            <w:r>
-              <w:rPr>
-                <w:rtl w:val="0"/>
-              </w:rPr>
-            </w:r>
-          </w:p>
-        </w:tc>
-        <w:tc>
-          <w:tcPr/>
-          <w:p>
-            <w:pPr>
-              <w:jc w:val="center"/>
-              <w:rPr>
-                <w:b w:val="1"/>
-                <w:bCs w:val="1"/>
-                <w:sz w:val="18"/>
-                <w:szCs w:val="18"/>
-              </w:rPr>
-            </w:pPr>
-            <w:r>
-              <w:rPr>
-                <w:rtl w:val="0"/>
-              </w:rPr>
+                <w:b w:val="1"/>
+                <w:bCs w:val="1"/>
+                <w:sz w:val="18"/>
+                <w:szCs w:val="18"/>
+                <w:rtl w:val="0"/>
+              </w:rPr>
+              <w:t xml:space="preserve">Construir el modelo arquitectónico de una solución sistémica que soporte los procesos de negocio de acuerdo los requerimientos de la organización y estándares industria.</w:t>
+            </w:r>
+          </w:p>
+        </w:tc>
+        <w:tc>
+          <w:tcPr/>
+          <w:p>
+            <w:pPr>
+              <w:jc w:val="center"/>
+              <w:rPr>
+                <w:b w:val="1"/>
+                <w:bCs w:val="1"/>
+                <w:sz w:val="18"/>
+                <w:szCs w:val="18"/>
+              </w:rPr>
+            </w:pPr>
+            <w:r>
+              <w:rPr>
+                <w:rtl w:val="0"/>
+              </w:rPr>
+            </w:r>
+          </w:p>
+        </w:tc>
+        <w:tc>
+          <w:tcPr/>
+          <w:p>
+            <w:pPr>
+              <w:jc w:val="center"/>
+              <w:rPr>
+                <w:b w:val="1"/>
+                <w:bCs w:val="1"/>
+                <w:sz w:val="18"/>
+                <w:szCs w:val="18"/>
+              </w:rPr>
+            </w:pPr>
+            <w:r>
+              <w:rPr>
+                <w:b w:val="1"/>
+                <w:bCs w:val="1"/>
+                <w:sz w:val="18"/>
+                <w:szCs w:val="18"/>
+                <w:rtl w:val="0"/>
+              </w:rPr>
+              <w:t xml:space="preserve">x</w:t>
+            </w:r>
+          </w:p>
+        </w:tc>
+        <w:tc>
+          <w:tcPr/>
+          <w:p>
+            <w:pPr>
+              <w:jc w:val="center"/>
+              <w:rPr>
+                <w:b w:val="1"/>
+                <w:bCs w:val="1"/>
+                <w:sz w:val="18"/>
+                <w:szCs w:val="18"/>
+              </w:rPr>
+            </w:pPr>
+            <w:r>
+              <w:rPr>
+                <w:rtl w:val="0"/>
+              </w:rPr>
+            </w:r>
+          </w:p>
+        </w:tc>
+        <w:tc>
+          <w:tcPr/>
+          <w:p>
+            <w:pPr>
+              <w:jc w:val="center"/>
+              <w:rPr>
+                <w:b w:val="1"/>
+                <w:bCs w:val="1"/>
+                <w:sz w:val="18"/>
+                <w:szCs w:val="18"/>
+              </w:rPr>
+            </w:pPr>
+            <w:r>
+              <w:rPr>
+                <w:rtl w:val="0"/>
+              </w:rPr>
+            </w:r>
+          </w:p>
+        </w:tc>
+        <w:tc>
+          <w:tcPr/>
+          <w:p>
+            <w:pPr>
+              <w:jc w:val="center"/>
+              <w:rPr>
+                <w:b w:val="1"/>
+                <w:bCs w:val="1"/>
+                <w:sz w:val="18"/>
+                <w:szCs w:val="18"/>
+              </w:rPr>
+            </w:pPr>
+            <w:r>
+              <w:rPr>
+                <w:rtl w:val="0"/>
+              </w:rPr>
+            </w:r>
+          </w:p>
+        </w:tc>
+        <w:tc>
+          <w:tcPr/>
+          <w:p>
+            <w:pPr>
+              <w:jc w:val="center"/>
+              <w:rPr>
+                <w:b w:val="1"/>
+                <w:bCs w:val="1"/>
+                <w:sz w:val="18"/>
+                <w:szCs w:val="18"/>
+              </w:rPr>
+            </w:pPr>
+            <w:r>
+              <w:rPr>
+                <w:b w:val="1"/>
+                <w:bCs w:val="1"/>
+                <w:sz w:val="18"/>
+                <w:szCs w:val="18"/>
+                <w:rtl w:val="0"/>
+              </w:rPr>
+              <w:t xml:space="preserve">Durante los proyectos de la carrera he aprendido a entender cómo se relacionan las distintas partes de una aplicación, como el frontend, backend, base de datos y otros servicios. Considero que tengo un buen manejo para plantear y comprender la estructura general de una solución, aunque todavía puedo seguir profundizando en arquitecturas más complejas.</w:t>
             </w:r>
           </w:p>
         </w:tc>
@@ -3403,122 +3506,602 @@
             </w:pPr>
             <w:r>
               <w:rPr>
-                <w:rtl w:val="0"/>
-              </w:rPr>
-            </w:r>
-          </w:p>
-        </w:tc>
-        <w:tc>
-          <w:tcPr/>
-          <w:p>
-            <w:pPr>
-              <w:jc w:val="center"/>
-              <w:rPr>
-                <w:b w:val="1"/>
-                <w:bCs w:val="1"/>
-                <w:sz w:val="18"/>
-                <w:szCs w:val="18"/>
-              </w:rPr>
-            </w:pPr>
-            <w:r>
-              <w:rPr>
-                <w:rtl w:val="0"/>
-              </w:rPr>
-            </w:r>
-          </w:p>
-        </w:tc>
-        <w:tc>
-          <w:tcPr/>
-          <w:p>
-            <w:pPr>
-              <w:jc w:val="center"/>
-              <w:rPr>
-                <w:b w:val="1"/>
-                <w:bCs w:val="1"/>
-                <w:sz w:val="18"/>
-                <w:szCs w:val="18"/>
-              </w:rPr>
-            </w:pPr>
-            <w:r>
-              <w:rPr>
-                <w:rtl w:val="0"/>
-              </w:rPr>
-            </w:r>
-          </w:p>
-        </w:tc>
-        <w:tc>
-          <w:tcPr/>
-          <w:p>
-            <w:pPr>
-              <w:jc w:val="center"/>
-              <w:rPr>
-                <w:b w:val="1"/>
-                <w:bCs w:val="1"/>
-                <w:sz w:val="18"/>
-                <w:szCs w:val="18"/>
-              </w:rPr>
-            </w:pPr>
-            <w:r>
-              <w:rPr>
-                <w:rtl w:val="0"/>
-              </w:rPr>
-            </w:r>
-          </w:p>
-        </w:tc>
-        <w:tc>
-          <w:tcPr/>
-          <w:p>
-            <w:pPr>
-              <w:jc w:val="center"/>
-              <w:rPr>
-                <w:b w:val="1"/>
-                <w:bCs w:val="1"/>
-                <w:sz w:val="18"/>
-                <w:szCs w:val="18"/>
-              </w:rPr>
-            </w:pPr>
-            <w:r>
-              <w:rPr>
-                <w:rtl w:val="0"/>
-              </w:rPr>
-            </w:r>
-          </w:p>
-        </w:tc>
-        <w:tc>
-          <w:tcPr/>
-          <w:p>
-            <w:pPr>
-              <w:jc w:val="center"/>
-              <w:rPr>
-                <w:b w:val="1"/>
-                <w:bCs w:val="1"/>
-                <w:sz w:val="18"/>
-                <w:szCs w:val="18"/>
-              </w:rPr>
-            </w:pPr>
-            <w:r>
-              <w:rPr>
-                <w:rtl w:val="0"/>
-              </w:rPr>
-            </w:r>
-          </w:p>
-        </w:tc>
-        <w:tc>
-          <w:tcPr/>
-          <w:p>
-            <w:pPr>
-              <w:jc w:val="center"/>
-              <w:rPr>
-                <w:b w:val="1"/>
-                <w:bCs w:val="1"/>
-                <w:sz w:val="18"/>
-                <w:szCs w:val="18"/>
-              </w:rPr>
-            </w:pPr>
-            <w:r>
-              <w:rPr>
-                <w:rtl w:val="0"/>
-              </w:rPr>
+                <w:b w:val="1"/>
+                <w:bCs w:val="1"/>
+                <w:sz w:val="18"/>
+                <w:szCs w:val="18"/>
+                <w:rtl w:val="0"/>
+              </w:rPr>
+              <w:t xml:space="preserve">Desarrollar la transformación de grandes volúmenes de datos para la obtención de información y conocimiento de la organización a fin de apoyar la toma de decisiones y la mejora de los procesos de negocios, de acuerdo a las necesidades de la organización.</w:t>
+            </w:r>
+          </w:p>
+        </w:tc>
+        <w:tc>
+          <w:tcPr/>
+          <w:p>
+            <w:pPr>
+              <w:jc w:val="center"/>
+              <w:rPr>
+                <w:b w:val="1"/>
+                <w:bCs w:val="1"/>
+                <w:sz w:val="18"/>
+                <w:szCs w:val="18"/>
+              </w:rPr>
+            </w:pPr>
+            <w:r>
+              <w:rPr>
+                <w:rtl w:val="0"/>
+              </w:rPr>
+            </w:r>
+          </w:p>
+        </w:tc>
+        <w:tc>
+          <w:tcPr/>
+          <w:p>
+            <w:pPr>
+              <w:jc w:val="center"/>
+              <w:rPr>
+                <w:b w:val="1"/>
+                <w:bCs w:val="1"/>
+                <w:sz w:val="18"/>
+                <w:szCs w:val="18"/>
+              </w:rPr>
+            </w:pPr>
+            <w:r>
+              <w:rPr>
+                <w:b w:val="1"/>
+                <w:bCs w:val="1"/>
+                <w:sz w:val="18"/>
+                <w:szCs w:val="18"/>
+                <w:rtl w:val="0"/>
+              </w:rPr>
+              <w:t xml:space="preserve">x</w:t>
+            </w:r>
+          </w:p>
+        </w:tc>
+        <w:tc>
+          <w:tcPr/>
+          <w:p>
+            <w:pPr>
+              <w:jc w:val="center"/>
+              <w:rPr>
+                <w:b w:val="1"/>
+                <w:bCs w:val="1"/>
+                <w:sz w:val="18"/>
+                <w:szCs w:val="18"/>
+              </w:rPr>
+            </w:pPr>
+            <w:r>
+              <w:rPr>
+                <w:rtl w:val="0"/>
+              </w:rPr>
+            </w:r>
+          </w:p>
+        </w:tc>
+        <w:tc>
+          <w:tcPr/>
+          <w:p>
+            <w:pPr>
+              <w:jc w:val="center"/>
+              <w:rPr>
+                <w:b w:val="1"/>
+                <w:bCs w:val="1"/>
+                <w:sz w:val="18"/>
+                <w:szCs w:val="18"/>
+              </w:rPr>
+            </w:pPr>
+            <w:r>
+              <w:rPr>
+                <w:rtl w:val="0"/>
+              </w:rPr>
+            </w:r>
+          </w:p>
+        </w:tc>
+        <w:tc>
+          <w:tcPr/>
+          <w:p>
+            <w:pPr>
+              <w:jc w:val="center"/>
+              <w:rPr>
+                <w:b w:val="1"/>
+                <w:bCs w:val="1"/>
+                <w:sz w:val="18"/>
+                <w:szCs w:val="18"/>
+              </w:rPr>
+            </w:pPr>
+            <w:r>
+              <w:rPr>
+                <w:rtl w:val="0"/>
+              </w:rPr>
+            </w:r>
+          </w:p>
+        </w:tc>
+        <w:tc>
+          <w:tcPr/>
+          <w:p>
+            <w:pPr>
+              <w:jc w:val="center"/>
+              <w:rPr>
+                <w:b w:val="1"/>
+                <w:bCs w:val="1"/>
+                <w:sz w:val="18"/>
+                <w:szCs w:val="18"/>
+              </w:rPr>
+            </w:pPr>
+            <w:r>
+              <w:rPr>
+                <w:b w:val="1"/>
+                <w:bCs w:val="1"/>
+                <w:sz w:val="18"/>
+                <w:szCs w:val="18"/>
+                <w:rtl w:val="0"/>
+              </w:rPr>
+              <w:t xml:space="preserve">Durante la carrera he trabajado con datos y herramientas que permiten procesarlos, analizarlos y obtener información útil a partir de ellos. Esto me ayudó a entender cómo los datos pueden utilizarse para apoyar decisiones. Considero que tengo un buen manejo, aunque todavía puedo ganar más experiencia trabajando con volúmenes de datos más grandes.</w:t>
+            </w:r>
+          </w:p>
+        </w:tc>
+      </w:tr>
+      <w:tr>
+        <w:trPr>
+          <w:cantSplit w:val="0"/>
+          <w:trHeight w:val="576" w:hRule="atLeast"/>
+          <w:tblHeader w:val="0"/>
+        </w:trPr>
+        <w:tc>
+          <w:tcPr/>
+          <w:p>
+            <w:pPr>
+              <w:jc w:val="center"/>
+              <w:rPr>
+                <w:b w:val="1"/>
+                <w:bCs w:val="1"/>
+                <w:sz w:val="18"/>
+                <w:szCs w:val="18"/>
+              </w:rPr>
+            </w:pPr>
+            <w:r>
+              <w:rPr>
+                <w:b w:val="1"/>
+                <w:bCs w:val="1"/>
+                <w:sz w:val="18"/>
+                <w:szCs w:val="18"/>
+                <w:rtl w:val="0"/>
+              </w:rPr>
+              <w:t xml:space="preserve">Realizar pruebas de certificación tanto de los productos como de los procesos utilizando buenas prácticas definidas por la industria.</w:t>
+            </w:r>
+          </w:p>
+        </w:tc>
+        <w:tc>
+          <w:tcPr/>
+          <w:p>
+            <w:pPr>
+              <w:jc w:val="center"/>
+              <w:rPr>
+                <w:b w:val="1"/>
+                <w:bCs w:val="1"/>
+                <w:sz w:val="18"/>
+                <w:szCs w:val="18"/>
+              </w:rPr>
+            </w:pPr>
+            <w:r>
+              <w:rPr>
+                <w:rtl w:val="0"/>
+              </w:rPr>
+            </w:r>
+          </w:p>
+        </w:tc>
+        <w:tc>
+          <w:tcPr/>
+          <w:p>
+            <w:pPr>
+              <w:jc w:val="center"/>
+              <w:rPr>
+                <w:b w:val="1"/>
+                <w:bCs w:val="1"/>
+                <w:sz w:val="18"/>
+                <w:szCs w:val="18"/>
+              </w:rPr>
+            </w:pPr>
+            <w:r>
+              <w:rPr>
+                <w:rtl w:val="0"/>
+              </w:rPr>
+            </w:r>
+          </w:p>
+        </w:tc>
+        <w:tc>
+          <w:tcPr/>
+          <w:p>
+            <w:pPr>
+              <w:jc w:val="center"/>
+              <w:rPr>
+                <w:b w:val="1"/>
+                <w:bCs w:val="1"/>
+                <w:sz w:val="18"/>
+                <w:szCs w:val="18"/>
+              </w:rPr>
+            </w:pPr>
+            <w:r>
+              <w:rPr>
+                <w:b w:val="1"/>
+                <w:bCs w:val="1"/>
+                <w:sz w:val="18"/>
+                <w:szCs w:val="18"/>
+                <w:rtl w:val="0"/>
+              </w:rPr>
+              <w:t xml:space="preserve">x</w:t>
+            </w:r>
+          </w:p>
+        </w:tc>
+        <w:tc>
+          <w:tcPr/>
+          <w:p>
+            <w:pPr>
+              <w:jc w:val="center"/>
+              <w:rPr>
+                <w:b w:val="1"/>
+                <w:bCs w:val="1"/>
+                <w:sz w:val="18"/>
+                <w:szCs w:val="18"/>
+              </w:rPr>
+            </w:pPr>
+            <w:r>
+              <w:rPr>
+                <w:rtl w:val="0"/>
+              </w:rPr>
+            </w:r>
+          </w:p>
+        </w:tc>
+        <w:tc>
+          <w:tcPr/>
+          <w:p>
+            <w:pPr>
+              <w:jc w:val="center"/>
+              <w:rPr>
+                <w:b w:val="1"/>
+                <w:bCs w:val="1"/>
+                <w:sz w:val="18"/>
+                <w:szCs w:val="18"/>
+              </w:rPr>
+            </w:pPr>
+            <w:r>
+              <w:rPr>
+                <w:rtl w:val="0"/>
+              </w:rPr>
+            </w:r>
+          </w:p>
+        </w:tc>
+        <w:tc>
+          <w:tcPr/>
+          <w:p>
+            <w:pPr>
+              <w:jc w:val="center"/>
+              <w:rPr>
+                <w:b w:val="1"/>
+                <w:bCs w:val="1"/>
+                <w:sz w:val="18"/>
+                <w:szCs w:val="18"/>
+              </w:rPr>
+            </w:pPr>
+            <w:r>
+              <w:rPr>
+                <w:b w:val="1"/>
+                <w:bCs w:val="1"/>
+                <w:sz w:val="18"/>
+                <w:szCs w:val="18"/>
+                <w:rtl w:val="0"/>
+              </w:rPr>
+              <w:t xml:space="preserve">Generalmente realizo pruebas para comprobar que las funcionalidades desarrolladas funcionen correctamente y corregir los errores que encuentre. Sin embargo, no es un proceso en el que profundice demasiado ni que realice de manera formal, por lo que considero que todavía necesito desarrollar más esta competencia y conocer mejores prácticas y herramientas de testing.</w:t>
+            </w:r>
+          </w:p>
+        </w:tc>
+      </w:tr>
+      <w:tr>
+        <w:trPr>
+          <w:cantSplit w:val="0"/>
+          <w:trHeight w:val="576" w:hRule="atLeast"/>
+          <w:tblHeader w:val="0"/>
+        </w:trPr>
+        <w:tc>
+          <w:tcPr/>
+          <w:p>
+            <w:pPr>
+              <w:jc w:val="center"/>
+              <w:rPr>
+                <w:b w:val="1"/>
+                <w:bCs w:val="1"/>
+                <w:sz w:val="18"/>
+                <w:szCs w:val="18"/>
+              </w:rPr>
+            </w:pPr>
+            <w:r>
+              <w:rPr>
+                <w:b w:val="1"/>
+                <w:bCs w:val="1"/>
+                <w:sz w:val="18"/>
+                <w:szCs w:val="18"/>
+                <w:rtl w:val="0"/>
+              </w:rPr>
+              <w:t xml:space="preserve">Resolver las vulnerabilidades sistémicas para asegurar que el software construido cumple las normas de seguridad exigidas por la industria.</w:t>
+            </w:r>
+          </w:p>
+        </w:tc>
+        <w:tc>
+          <w:tcPr/>
+          <w:p>
+            <w:pPr>
+              <w:jc w:val="center"/>
+              <w:rPr>
+                <w:b w:val="1"/>
+                <w:bCs w:val="1"/>
+                <w:sz w:val="18"/>
+                <w:szCs w:val="18"/>
+              </w:rPr>
+            </w:pPr>
+            <w:r>
+              <w:rPr>
+                <w:rtl w:val="0"/>
+              </w:rPr>
+            </w:r>
+          </w:p>
+        </w:tc>
+        <w:tc>
+          <w:tcPr/>
+          <w:p>
+            <w:pPr>
+              <w:jc w:val="center"/>
+              <w:rPr>
+                <w:b w:val="1"/>
+                <w:bCs w:val="1"/>
+                <w:sz w:val="18"/>
+                <w:szCs w:val="18"/>
+              </w:rPr>
+            </w:pPr>
+            <w:r>
+              <w:rPr>
+                <w:b w:val="1"/>
+                <w:bCs w:val="1"/>
+                <w:sz w:val="18"/>
+                <w:szCs w:val="18"/>
+                <w:rtl w:val="0"/>
+              </w:rPr>
+              <w:t xml:space="preserve">x</w:t>
+            </w:r>
+          </w:p>
+        </w:tc>
+        <w:tc>
+          <w:tcPr/>
+          <w:p>
+            <w:pPr>
+              <w:jc w:val="center"/>
+              <w:rPr>
+                <w:b w:val="1"/>
+                <w:bCs w:val="1"/>
+                <w:sz w:val="18"/>
+                <w:szCs w:val="18"/>
+              </w:rPr>
+            </w:pPr>
+            <w:r>
+              <w:rPr>
+                <w:rtl w:val="0"/>
+              </w:rPr>
+            </w:r>
+          </w:p>
+        </w:tc>
+        <w:tc>
+          <w:tcPr/>
+          <w:p>
+            <w:pPr>
+              <w:jc w:val="center"/>
+              <w:rPr>
+                <w:b w:val="1"/>
+                <w:bCs w:val="1"/>
+                <w:sz w:val="18"/>
+                <w:szCs w:val="18"/>
+              </w:rPr>
+            </w:pPr>
+            <w:r>
+              <w:rPr>
+                <w:rtl w:val="0"/>
+              </w:rPr>
+            </w:r>
+          </w:p>
+        </w:tc>
+        <w:tc>
+          <w:tcPr/>
+          <w:p>
+            <w:pPr>
+              <w:jc w:val="center"/>
+              <w:rPr>
+                <w:b w:val="1"/>
+                <w:bCs w:val="1"/>
+                <w:sz w:val="18"/>
+                <w:szCs w:val="18"/>
+              </w:rPr>
+            </w:pPr>
+            <w:r>
+              <w:rPr>
+                <w:rtl w:val="0"/>
+              </w:rPr>
+            </w:r>
+          </w:p>
+        </w:tc>
+        <w:tc>
+          <w:tcPr/>
+          <w:p>
+            <w:pPr>
+              <w:jc w:val="center"/>
+              <w:rPr>
+                <w:b w:val="1"/>
+                <w:bCs w:val="1"/>
+                <w:sz w:val="18"/>
+                <w:szCs w:val="18"/>
+              </w:rPr>
+            </w:pPr>
+            <w:r>
+              <w:rPr>
+                <w:b w:val="1"/>
+                <w:bCs w:val="1"/>
+                <w:sz w:val="18"/>
+                <w:szCs w:val="18"/>
+                <w:rtl w:val="0"/>
+              </w:rPr>
+              <w:t xml:space="preserve">Tengo conocimientos sobre seguridad que he ido aplicando durante la carrera, principalmente en temas como autenticación, permisos, validación de datos y protección de la información. Entiendo los aspectos principales que se deben considerar al desarrollar una aplicación segura, pero todavía es un área en la que me gustaría seguir aprendiendo y practicando.</w:t>
+            </w:r>
+          </w:p>
+        </w:tc>
+      </w:tr>
+      <w:tr>
+        <w:trPr>
+          <w:cantSplit w:val="0"/>
+          <w:trHeight w:val="576" w:hRule="atLeast"/>
+          <w:tblHeader w:val="0"/>
+        </w:trPr>
+        <w:tc>
+          <w:tcPr/>
+          <w:p>
+            <w:pPr>
+              <w:jc w:val="center"/>
+              <w:rPr>
+                <w:b w:val="1"/>
+                <w:bCs w:val="1"/>
+                <w:sz w:val="18"/>
+                <w:szCs w:val="18"/>
+              </w:rPr>
+            </w:pPr>
+            <w:r>
+              <w:rPr>
+                <w:b w:val="1"/>
+                <w:bCs w:val="1"/>
+                <w:sz w:val="18"/>
+                <w:szCs w:val="18"/>
+                <w:rtl w:val="0"/>
+              </w:rPr>
+              <w:t xml:space="preserve">Implementar soluciones sistémicas integrales para automatizar u optimizar procesos de negocio de acuerdo a las necesidades de la organización.</w:t>
+            </w:r>
+          </w:p>
+        </w:tc>
+        <w:tc>
+          <w:tcPr/>
+          <w:p>
+            <w:pPr>
+              <w:jc w:val="center"/>
+              <w:rPr>
+                <w:b w:val="1"/>
+                <w:bCs w:val="1"/>
+                <w:sz w:val="18"/>
+                <w:szCs w:val="18"/>
+              </w:rPr>
+            </w:pPr>
+            <w:r>
+              <w:rPr>
+                <w:rtl w:val="0"/>
+              </w:rPr>
+            </w:r>
+          </w:p>
+        </w:tc>
+        <w:tc>
+          <w:tcPr/>
+          <w:p>
+            <w:pPr>
+              <w:jc w:val="center"/>
+              <w:rPr>
+                <w:b w:val="1"/>
+                <w:bCs w:val="1"/>
+                <w:sz w:val="18"/>
+                <w:szCs w:val="18"/>
+              </w:rPr>
+            </w:pPr>
+            <w:r>
+              <w:rPr>
+                <w:b w:val="1"/>
+                <w:bCs w:val="1"/>
+                <w:sz w:val="18"/>
+                <w:szCs w:val="18"/>
+                <w:rtl w:val="0"/>
+              </w:rPr>
+              <w:t xml:space="preserve">x</w:t>
+            </w:r>
+          </w:p>
+        </w:tc>
+        <w:tc>
+          <w:tcPr/>
+          <w:p>
+            <w:pPr>
+              <w:jc w:val="center"/>
+              <w:rPr>
+                <w:b w:val="1"/>
+                <w:bCs w:val="1"/>
+                <w:sz w:val="18"/>
+                <w:szCs w:val="18"/>
+              </w:rPr>
+            </w:pPr>
+            <w:r>
+              <w:rPr>
+                <w:rtl w:val="0"/>
+              </w:rPr>
+            </w:r>
+          </w:p>
+        </w:tc>
+        <w:tc>
+          <w:tcPr/>
+          <w:p>
+            <w:pPr>
+              <w:jc w:val="center"/>
+              <w:rPr>
+                <w:b w:val="1"/>
+                <w:bCs w:val="1"/>
+                <w:sz w:val="18"/>
+                <w:szCs w:val="18"/>
+              </w:rPr>
+            </w:pPr>
+            <w:r>
+              <w:rPr>
+                <w:rtl w:val="0"/>
+              </w:rPr>
+            </w:r>
+          </w:p>
+        </w:tc>
+        <w:tc>
+          <w:tcPr/>
+          <w:p>
+            <w:pPr>
+              <w:jc w:val="center"/>
+              <w:rPr>
+                <w:b w:val="1"/>
+                <w:bCs w:val="1"/>
+                <w:sz w:val="18"/>
+                <w:szCs w:val="18"/>
+              </w:rPr>
+            </w:pPr>
+            <w:r>
+              <w:rPr>
+                <w:rtl w:val="0"/>
+              </w:rPr>
+            </w:r>
+          </w:p>
+        </w:tc>
+        <w:tc>
+          <w:tcPr/>
+          <w:p>
+            <w:pPr>
+              <w:jc w:val="center"/>
+              <w:rPr>
+                <w:b w:val="1"/>
+                <w:bCs w:val="1"/>
+                <w:sz w:val="18"/>
+                <w:szCs w:val="18"/>
+              </w:rPr>
+            </w:pPr>
+            <w:r>
+              <w:rPr>
+                <w:b w:val="1"/>
+                <w:bCs w:val="1"/>
+                <w:sz w:val="18"/>
+                <w:szCs w:val="18"/>
+                <w:rtl w:val="0"/>
+              </w:rPr>
+              <w:t xml:space="preserve">A través de los proyectos de la carrera he trabajado integrando distintas partes de una aplicación para lograr que funcionen como una solución completa. Esto me ha permitido entender cómo conectar las funcionalidades, la lógica del sistema y los datos para responder a una necesidad concreta. Considero que tengo un buen dominio, aunque todavía me falta experiencia en implementaciones dentro de entornos reales.</w:t>
             </w:r>
           </w:p>
         </w:tc>
@@ -4173,12 +4756,12 @@
               <wp:inline distB="0" distT="0" distL="0" distR="0">
                 <wp:extent cx="1996440" cy="428625"/>
                 <wp:effectExtent b="0" l="0" r="0" t="0"/>
-                <wp:docPr descr="http://www.duoc.cl/normasgraficas/normasgraficas/marca-duoc/6logo-fondo-transparente/fondo-transparente.png" id="34" name="image1.png"/>
+                <wp:docPr descr="http://www.duoc.cl/normasgraficas/normasgraficas/marca-duoc/6logo-fondo-transparente/fondo-transparente.png" id="34" name="image2.png"/>
                 <a:graphic>
                   <a:graphicData uri="http://schemas.openxmlformats.org/drawingml/2006/picture">
                     <pic:pic>
                       <pic:nvPicPr>
-                        <pic:cNvPr descr="http://www.duoc.cl/normasgraficas/normasgraficas/marca-duoc/6logo-fondo-transparente/fondo-transparente.png" id="0" name="image1.png"/>
+                        <pic:cNvPr descr="http://www.duoc.cl/normasgraficas/normasgraficas/marca-duoc/6logo-fondo-transparente/fondo-transparente.png" id="0" name="image2.png"/>
                         <pic:cNvPicPr preferRelativeResize="0"/>
                       </pic:nvPicPr>
                       <pic:blipFill>
@@ -4363,12 +4946,12 @@
               <wp:inline distB="0" distT="0" distL="0" distR="0">
                 <wp:extent cx="363448" cy="578253"/>
                 <wp:effectExtent b="0" l="0" r="0" t="0"/>
-                <wp:docPr id="36" name="image3.png"/>
+                <wp:docPr id="36" name="image1.png"/>
                 <a:graphic>
                   <a:graphicData uri="http://schemas.openxmlformats.org/drawingml/2006/picture">
                     <pic:pic>
                       <pic:nvPicPr>
-                        <pic:cNvPr id="0" name="image3.png"/>
+                        <pic:cNvPr id="0" name="image1.png"/>
                         <pic:cNvPicPr preferRelativeResize="0"/>
                       </pic:nvPicPr>
                       <pic:blipFill>
@@ -4519,12 +5102,12 @@
               <wp:inline distB="0" distT="0" distL="0" distR="0">
                 <wp:extent cx="1908834" cy="470407"/>
                 <wp:effectExtent b="0" l="0" r="0" t="0"/>
-                <wp:docPr id="35" name="image2.png"/>
+                <wp:docPr id="35" name="image3.png"/>
                 <a:graphic>
                   <a:graphicData uri="http://schemas.openxmlformats.org/drawingml/2006/picture">
                     <pic:pic>
                       <pic:nvPicPr>
-                        <pic:cNvPr id="0" name="image2.png"/>
+                        <pic:cNvPr id="0" name="image3.png"/>
                         <pic:cNvPicPr preferRelativeResize="0"/>
                       </pic:nvPicPr>
                       <pic:blipFill>
